--- a/proba-legal/politika-pd.docx
+++ b/proba-legal/politika-pd.docx
@@ -489,7 +489,7 @@
         <w:pStyle w:val="Compact"/>
       </w:pPr>
       <w:r>
-        <w:t xml:space="preserve">специалистам-партнёрам и подрядчикам Оператора, участвующим в оказании услуг (регистрация и подтверждение соответствия продукции, лабораторные испытания, дизайн, разработка), — только в объёме, необходимом для исполнения договора, и только с согласия субъекта, в котором указаны такие лица, либо по поручению Оператора на условиях части 3 статьи 6 Закона;</w:t>
+        <w:t xml:space="preserve">подрядчикам Оператора, участвующим в оказании услуг (регистрация и подтверждение соответствия продукции, лабораторные испытания, дизайн, разработка), — только в объёме, необходимом для исполнения договора, и только с согласия субъекта, в котором указаны такие лица, либо по поручению Оператора на условиях части 3 статьи 6 Закона;</w:t>
       </w:r>
     </w:p>
     <w:p>
@@ -683,7 +683,7 @@
           <w:rPr>
             <w:rStyle w:val="Hyperlink"/>
           </w:rPr>
-          <w:t xml:space="preserve">I.koptelin@yandex.ru</w:t>
+          <w:t xml:space="preserve">i.koptelin@proba-lab.ru</w:t>
         </w:r>
       </w:hyperlink>
       <w:r>
@@ -734,7 +734,7 @@
           <w:rPr>
             <w:rStyle w:val="Hyperlink"/>
           </w:rPr>
-          <w:t xml:space="preserve">I.koptelin@yandex.ru</w:t>
+          <w:t xml:space="preserve">i.koptelin@proba-lab.ru</w:t>
         </w:r>
       </w:hyperlink>
       <w:r>

--- a/proba-legal/politika-pd.docx
+++ b/proba-legal/politika-pd.docx
@@ -738,7 +738,7 @@
         </w:r>
       </w:hyperlink>
       <w:r>
-        <w:t xml:space="preserve">, +7 999 466-22-79.</w:t>
+        <w:t xml:space="preserve">, +7 981 100-28-48.</w:t>
       </w:r>
     </w:p>
     <w:bookmarkEnd w:id="28"/>
